--- a/ky/wisdom-stories/im-tired-mom.docx
+++ b/ky/wisdom-stories/im-tired-mom.docx
@@ -93,7 +93,7 @@
           <w:sz w:val="22"/>
           <w:lang w:val="ky-KG"/>
         </w:rPr>
-        <w:t>— Башыңды тиземе коюп, эс ал, уулум. Бир саамга баарын унут... ооруңду мага бер...</w:t>
+        <w:t>— Башыңды тиземе коюп, эс ал, уулум. Бир саамга баарын унут… Ооруңду мага бер...</w:t>
       </w:r>
     </w:p>
     <w:p>
